--- a/Štoperica.docx
+++ b/Štoperica.docx
@@ -162,63 +162,7 @@
         <w:rPr>
           <w:bCs/>
         </w:rPr>
-        <w:t>Ova pločica radi kao štoperica sa ispisom proteklog vremena na LCD1602 ekran i signalizacijom proteklih minuta/sekundi pomoću crvene/plave LED-</w:t>
-      </w:r>
-      <w:proofErr w:type="spellStart"/>
-      <w:r>
-        <w:rPr>
-          <w:bCs/>
-        </w:rPr>
-        <w:t>ice</w:t>
-      </w:r>
-      <w:proofErr w:type="spellEnd"/>
-      <w:r>
-        <w:rPr>
-          <w:bCs/>
-        </w:rPr>
-        <w:t xml:space="preserve">. Štoperica se pokreće pritiskom na tipkalo START i zaustavlja se pomoću tipkala STOP, a za ponovno postavljanje štoperice potrebno je pritisnuti tipkalo RESET ugrađeno na </w:t>
-      </w:r>
-      <w:proofErr w:type="spellStart"/>
-      <w:r>
-        <w:rPr>
-          <w:bCs/>
-        </w:rPr>
-        <w:t>mikroupravljaču</w:t>
-      </w:r>
-      <w:proofErr w:type="spellEnd"/>
-      <w:r>
-        <w:rPr>
-          <w:bCs/>
-        </w:rPr>
-        <w:t xml:space="preserve">. </w:t>
-      </w:r>
-      <w:proofErr w:type="spellStart"/>
-      <w:r>
-        <w:rPr>
-          <w:bCs/>
-        </w:rPr>
-        <w:t>Mikroupravljač</w:t>
-      </w:r>
-      <w:proofErr w:type="spellEnd"/>
-      <w:r>
-        <w:rPr>
-          <w:bCs/>
-        </w:rPr>
-        <w:t xml:space="preserve"> koji izvodi funkciju štoperice napaja se pomoću baterije koja je </w:t>
-      </w:r>
-      <w:proofErr w:type="spellStart"/>
-      <w:r>
-        <w:rPr>
-          <w:bCs/>
-        </w:rPr>
-        <w:t>namontirana</w:t>
-      </w:r>
-      <w:proofErr w:type="spellEnd"/>
-      <w:r>
-        <w:rPr>
-          <w:bCs/>
-        </w:rPr>
-        <w:t xml:space="preserve"> na pločicu. Navedenu bateriju moguće je puniti preko USB kabela.</w:t>
+        <w:t>Ova pločica radi kao štoperica sa ispisom proteklog vremena na LCD1602 ekran i signalizacijom proteklih minuta/sekundi pomoću crvene/plave LED-ice. Štoperica se pokreće pritiskom na tipkalo START i zaustavlja se pomoću tipkala STOP, a za ponovno postavljanje štoperice potrebno je pritisnuti tipkalo RESET ugrađeno na mikroupravljaču. Mikroupravljač koji izvodi funkciju štoperice napaja se pomoću baterije koja je namontirana na pločicu. Navedenu bateriju moguće je puniti preko USB kabela.</w:t>
       </w:r>
     </w:p>
     <w:p>
@@ -350,34 +294,46 @@
           <w:bCs/>
         </w:rPr>
       </w:pPr>
-      <w:proofErr w:type="spellStart"/>
       <w:r>
         <w:rPr>
           <w:rStyle w:val="Naglaeno"/>
           <w:b w:val="0"/>
         </w:rPr>
-        <w:t>Step-up</w:t>
-      </w:r>
-      <w:proofErr w:type="spellEnd"/>
+        <w:t>Step-up DC-DC pretvarač (TPS61023)</w:t>
+      </w:r>
+      <w:r>
+        <w:rPr>
+          <w:bCs/>
+        </w:rPr>
+        <w:t xml:space="preserve"> za generiranje stabilnog </w:t>
+      </w:r>
       <w:r>
         <w:rPr>
           <w:rStyle w:val="Naglaeno"/>
           <w:b w:val="0"/>
         </w:rPr>
-        <w:t xml:space="preserve"> DC-DC pretvarač (TPS61023)</w:t>
-      </w:r>
-      <w:r>
-        <w:rPr>
-          <w:bCs/>
-        </w:rPr>
-        <w:t xml:space="preserve"> za generiranje stabilnog </w:t>
-      </w:r>
+        <w:t>5 V napona</w:t>
+      </w:r>
+    </w:p>
+    <w:p>
+      <w:pPr>
+        <w:pStyle w:val="StandardWeb"/>
+        <w:rPr>
+          <w:bCs/>
+        </w:rPr>
+      </w:pPr>
       <w:r>
         <w:rPr>
           <w:rStyle w:val="Naglaeno"/>
           <w:b w:val="0"/>
         </w:rPr>
-        <w:t>5 V napona</w:t>
+        <w:t>LCD zaslon 16×2 (WC1602A)</w:t>
+      </w:r>
+      <w:r>
+        <w:rPr>
+          <w:bCs/>
+        </w:rPr>
+        <w:t xml:space="preserve"> za prikaz vremena</w:t>
       </w:r>
     </w:p>
     <w:p>
@@ -392,13 +348,13 @@
           <w:rStyle w:val="Naglaeno"/>
           <w:b w:val="0"/>
         </w:rPr>
-        <w:t>LCD zaslon 16×2 (WC1602A)</w:t>
-      </w:r>
-      <w:r>
-        <w:rPr>
-          <w:bCs/>
-        </w:rPr>
-        <w:t xml:space="preserve"> za prikaz vremena</w:t>
+        <w:t>I/O expander PCF8574AP (I²C)</w:t>
+      </w:r>
+      <w:r>
+        <w:rPr>
+          <w:bCs/>
+        </w:rPr>
+        <w:t xml:space="preserve"> za upravljanje LCD-om</w:t>
       </w:r>
     </w:p>
     <w:p>
@@ -410,32 +366,62 @@
       </w:pPr>
       <w:r>
         <w:rPr>
+          <w:bCs/>
+        </w:rPr>
+        <w:t xml:space="preserve">Tipke za </w:t>
+      </w:r>
+      <w:r>
+        <w:rPr>
           <w:rStyle w:val="Naglaeno"/>
           <w:b w:val="0"/>
         </w:rPr>
-        <w:t xml:space="preserve">I/O </w:t>
-      </w:r>
-      <w:proofErr w:type="spellStart"/>
+        <w:t>START</w:t>
+      </w:r>
+      <w:r>
+        <w:rPr>
+          <w:bCs/>
+        </w:rPr>
+        <w:t xml:space="preserve"> i </w:t>
+      </w:r>
       <w:r>
         <w:rPr>
           <w:rStyle w:val="Naglaeno"/>
           <w:b w:val="0"/>
         </w:rPr>
-        <w:t>expander</w:t>
-      </w:r>
-      <w:proofErr w:type="spellEnd"/>
+        <w:t>STOP</w:t>
+      </w:r>
+      <w:r>
+        <w:rPr>
+          <w:bCs/>
+        </w:rPr>
+        <w:t xml:space="preserve"> funkcije štoperice</w:t>
+      </w:r>
+    </w:p>
+    <w:p>
+      <w:pPr>
+        <w:pStyle w:val="StandardWeb"/>
+        <w:rPr>
+          <w:bCs/>
+        </w:rPr>
+      </w:pPr>
+      <w:r>
+        <w:rPr>
+          <w:bCs/>
+        </w:rPr>
+        <w:t xml:space="preserve">LED indikatore za </w:t>
+      </w:r>
       <w:r>
         <w:rPr>
           <w:rStyle w:val="Naglaeno"/>
           <w:b w:val="0"/>
         </w:rPr>
-        <w:t xml:space="preserve"> PCF8574AP (I²C)</w:t>
-      </w:r>
-      <w:r>
-        <w:rPr>
-          <w:bCs/>
-        </w:rPr>
-        <w:t xml:space="preserve"> za upravljanje LCD-om</w:t>
+        <w:t>status punjenja (CHRG / STDBY)</w:t>
+      </w:r>
+      <w:r>
+        <w:rPr>
+          <w:bCs/>
+        </w:rPr>
+        <w:t xml:space="preserve"> i napajanja</w:t>
       </w:r>
     </w:p>
     <w:p>
@@ -449,33 +435,43 @@
         <w:rPr>
           <w:bCs/>
         </w:rPr>
-        <w:t xml:space="preserve">Tipke za </w:t>
-      </w:r>
-      <w:r>
-        <w:rPr>
-          <w:rStyle w:val="Naglaeno"/>
-          <w:b w:val="0"/>
-        </w:rPr>
-        <w:t>START</w:t>
-      </w:r>
-      <w:r>
-        <w:rPr>
-          <w:bCs/>
-        </w:rPr>
-        <w:t xml:space="preserve"> i </w:t>
-      </w:r>
-      <w:r>
-        <w:rPr>
-          <w:rStyle w:val="Naglaeno"/>
-          <w:b w:val="0"/>
-        </w:rPr>
-        <w:t>STOP</w:t>
-      </w:r>
-      <w:r>
-        <w:rPr>
-          <w:bCs/>
-        </w:rPr>
-        <w:t xml:space="preserve"> funkcije štoperice</w:t>
+        <w:t xml:space="preserve">Dimenzije pločice: </w:t>
+      </w:r>
+      <w:r>
+        <w:rPr>
+          <w:bCs/>
+        </w:rPr>
+        <w:t>112.250</w:t>
+      </w:r>
+      <w:r>
+        <w:rPr>
+          <w:bCs/>
+        </w:rPr>
+        <w:t>x</w:t>
+      </w:r>
+      <w:r>
+        <w:rPr>
+          <w:bCs/>
+        </w:rPr>
+        <w:t>141</w:t>
+      </w:r>
+      <w:r>
+        <w:rPr>
+          <w:bCs/>
+        </w:rPr>
+        <w:t>.</w:t>
+      </w:r>
+      <w:r>
+        <w:rPr>
+          <w:bCs/>
+        </w:rPr>
+        <w:t>9</w:t>
+      </w:r>
+      <w:r>
+        <w:rPr>
+          <w:bCs/>
+        </w:rPr>
+        <w:t>x1.6mm</w:t>
       </w:r>
     </w:p>
     <w:p>
@@ -488,91 +484,13 @@
       <w:r>
         <w:rPr>
           <w:bCs/>
-        </w:rPr>
-        <w:t xml:space="preserve">LED indikatore za </w:t>
-      </w:r>
-      <w:r>
-        <w:rPr>
-          <w:rStyle w:val="Naglaeno"/>
-          <w:b w:val="0"/>
-        </w:rPr>
-        <w:t>status punjenja (CHRG / STDBY)</w:t>
-      </w:r>
-      <w:r>
-        <w:rPr>
-          <w:bCs/>
-        </w:rPr>
-        <w:t xml:space="preserve"> i napajanja</w:t>
-      </w:r>
-    </w:p>
-    <w:p>
-      <w:pPr>
-        <w:pStyle w:val="StandardWeb"/>
-        <w:rPr>
-          <w:bCs/>
-        </w:rPr>
-      </w:pPr>
-      <w:r>
-        <w:rPr>
-          <w:bCs/>
-        </w:rPr>
-        <w:t xml:space="preserve">Dimenzije pločice: </w:t>
-      </w:r>
-      <w:r>
-        <w:rPr>
-          <w:bCs/>
-        </w:rPr>
-        <w:t>112.250</w:t>
-      </w:r>
-      <w:r>
-        <w:rPr>
-          <w:bCs/>
-        </w:rPr>
-        <w:t>x</w:t>
-      </w:r>
-      <w:r>
-        <w:rPr>
-          <w:bCs/>
-        </w:rPr>
-        <w:t>141</w:t>
-      </w:r>
-      <w:r>
-        <w:rPr>
-          <w:bCs/>
-        </w:rPr>
-        <w:t>.</w:t>
-      </w:r>
-      <w:r>
-        <w:rPr>
-          <w:bCs/>
-        </w:rPr>
-        <w:t>9</w:t>
-      </w:r>
-      <w:r>
-        <w:rPr>
-          <w:bCs/>
-        </w:rPr>
-        <w:t>x1.6mm</w:t>
-      </w:r>
-    </w:p>
-    <w:p>
-      <w:pPr>
-        <w:pStyle w:val="StandardWeb"/>
-        <w:rPr>
-          <w:bCs/>
-        </w:rPr>
-      </w:pPr>
-      <w:r>
-        <w:rPr>
-          <w:bCs/>
-          <w:noProof/>
         </w:rPr>
         <w:lastRenderedPageBreak/>
         <w:drawing>
-          <wp:inline distT="0" distB="0" distL="0" distR="0" wp14:anchorId="63FB0442" wp14:editId="205C2D63">
-            <wp:extent cx="5900420" cy="7426325"/>
-            <wp:effectExtent l="0" t="0" r="5080" b="3175"/>
-            <wp:docPr id="284182241" name="Slika 1" descr="Slika na kojoj se prikazuje strujni krug, elektronika, elektroničko inženjerstvo, elektronička komponenta&#10;&#10;Opis je automatski generiran"/>
+          <wp:inline distT="0" distB="0" distL="0" distR="0" wp14:anchorId="776A7CF1" wp14:editId="16612480">
+            <wp:extent cx="5900420" cy="5364480"/>
+            <wp:effectExtent l="0" t="0" r="5080" b="7620"/>
+            <wp:docPr id="1257479977" name="Slika 1" descr="Slika na kojoj se prikazuje elektronika, elektroničko inženjerstvo, elektronička komponenta, komponenta strujnog kruga&#10;&#10;Opis je automatski generiran"/>
             <wp:cNvGraphicFramePr>
               <a:graphicFrameLocks xmlns:a="http://schemas.openxmlformats.org/drawingml/2006/main" noChangeAspect="1"/>
             </wp:cNvGraphicFramePr>
@@ -580,7 +498,7 @@
               <a:graphicData uri="http://schemas.openxmlformats.org/drawingml/2006/picture">
                 <pic:pic xmlns:pic="http://schemas.openxmlformats.org/drawingml/2006/picture">
                   <pic:nvPicPr>
-                    <pic:cNvPr id="284182241" name="Slika 1" descr="Slika na kojoj se prikazuje strujni krug, elektronika, elektroničko inženjerstvo, elektronička komponenta&#10;&#10;Opis je automatski generiran"/>
+                    <pic:cNvPr id="1257479977" name="Slika 1" descr="Slika na kojoj se prikazuje elektronika, elektroničko inženjerstvo, elektronička komponenta, komponenta strujnog kruga&#10;&#10;Opis je automatski generiran"/>
                     <pic:cNvPicPr/>
                   </pic:nvPicPr>
                   <pic:blipFill>
@@ -592,7 +510,7 @@
                   <pic:spPr>
                     <a:xfrm>
                       <a:off x="0" y="0"/>
-                      <a:ext cx="5900420" cy="7426325"/>
+                      <a:ext cx="5900420" cy="5364480"/>
                     </a:xfrm>
                     <a:prstGeom prst="rect">
                       <a:avLst/>
@@ -611,14 +529,12 @@
         <w:jc w:val="center"/>
       </w:pPr>
       <w:hyperlink r:id="rId8" w:history="1">
-        <w:proofErr w:type="spellStart"/>
         <w:r>
           <w:rPr>
             <w:rStyle w:val="Hiperveza"/>
           </w:rPr>
           <w:t>GitHub</w:t>
         </w:r>
-        <w:proofErr w:type="spellEnd"/>
       </w:hyperlink>
     </w:p>
     <w:sectPr>

--- a/Štoperica.docx
+++ b/Štoperica.docx
@@ -441,7 +441,7 @@
         <w:rPr>
           <w:bCs/>
         </w:rPr>
-        <w:t>112.250</w:t>
+        <w:t>104.5</w:t>
       </w:r>
       <w:r>
         <w:rPr>
@@ -453,19 +453,13 @@
         <w:rPr>
           <w:bCs/>
         </w:rPr>
-        <w:t>141</w:t>
-      </w:r>
-      <w:r>
-        <w:rPr>
-          <w:bCs/>
-        </w:rPr>
-        <w:t>.</w:t>
-      </w:r>
-      <w:r>
-        <w:rPr>
-          <w:bCs/>
-        </w:rPr>
-        <w:t>9</w:t>
+        <w:t>1</w:t>
+      </w:r>
+      <w:r>
+        <w:rPr>
+          <w:bCs/>
+        </w:rPr>
+        <w:t>05</w:t>
       </w:r>
       <w:r>
         <w:rPr>
@@ -484,6 +478,7 @@
       <w:r>
         <w:rPr>
           <w:bCs/>
+          <w:noProof/>
         </w:rPr>
         <w:lastRenderedPageBreak/>
         <w:drawing>
